--- a/data/revised_2026-10_full/outputs/v2/Chemistry/SS1.4_Chemical_Bonding/Chemistry_Chemical_Bonding_FinalExplanation_TeacherKey.docx
+++ b/data/revised_2026-10_full/outputs/v2/Chemistry/SS1.4_Chemical_Bonding/Chemistry_Chemical_Bonding_FinalExplanation_TeacherKey.docx
@@ -3295,7 +3295,7 @@
         </w:rPr>
         <w:t xml:space="preserve">© 2026 SeaVuria and ARES. This work is licensed under a </w:t>
       </w:r>
-      <w:hyperlink w:history="1" r:id="rIdyspm8wtf6pax5eky-n1eg">
+      <w:hyperlink w:history="1" r:id="rIdvi6iyui4fdndvz8ekvt38">
         <w:r>
           <w:rPr>
             <w:rFonts w:ascii="Arial" w:cs="Arial" w:eastAsia="Arial" w:hAnsi="Arial"/>
@@ -3315,7 +3315,7 @@
         </w:rPr>
         <w:t xml:space="preserve"> (</w:t>
       </w:r>
-      <w:hyperlink w:history="1" r:id="rIdkyhpj9chxgxcwn0n2n5il">
+      <w:hyperlink w:history="1" r:id="rIdnjr5hv2f0auy0qgsdntsu">
         <w:r>
           <w:rPr>
             <w:rFonts w:ascii="Arial" w:cs="Arial" w:eastAsia="Arial" w:hAnsi="Arial"/>
@@ -3335,7 +3335,7 @@
         </w:rPr>
         <w:t xml:space="preserve">). To view a copy of this license, visit </w:t>
       </w:r>
-      <w:hyperlink w:history="1" r:id="rIdiqu8o0tswyg1s9ro9srym">
+      <w:hyperlink w:history="1" r:id="rIdzrx3p6vcotrc7vj3csdiy">
         <w:r>
           <w:rPr>
             <w:rFonts w:ascii="Arial" w:cs="Arial" w:eastAsia="Arial" w:hAnsi="Arial"/>
